--- a/CÔNG TY TNHH ĐÀO TẠO VÀ PHÁT TRIỂN GIÁO DỤC MINH PHÚ/MinhPhu_ThaydoiDiaCh_Lan2/MinhPhu_ThaydoiDiachi/Mẫu số 12_DeNghiThayDoi.docx
+++ b/CÔNG TY TNHH ĐÀO TẠO VÀ PHÁT TRIỂN GIÁO DỤC MINH PHÚ/MinhPhu_ThaydoiDiaCh_Lan2/MinhPhu_ThaydoiDiachi/Mẫu số 12_DeNghiThayDoi.docx
@@ -175,7 +175,7 @@
                     </wp:anchor>
                   </w:drawing>
                 </mc:Choice>
-                <mc:Fallback xmlns:cx2="http://schemas.microsoft.com/office/drawing/2015/10/21/chartex" xmlns:cx3="http://schemas.microsoft.com/office/drawing/2016/5/9/chartex" xmlns:cx4="http://schemas.microsoft.com/office/drawing/2016/5/10/chartex" xmlns:cx5="http://schemas.microsoft.com/office/drawing/2016/5/11/chartex" xmlns:cx6="http://schemas.microsoft.com/office/drawing/2016/5/12/chartex" xmlns:cx7="http://schemas.microsoft.com/office/drawing/2016/5/13/chartex" xmlns:cx8="http://schemas.microsoft.com/office/drawing/2016/5/14/chartex" xmlns:aink="http://schemas.microsoft.com/office/drawing/2016/ink" xmlns:am3d="http://schemas.microsoft.com/office/drawing/2017/model3d" xmlns:oel="http://schemas.microsoft.com/office/2019/extlst" xmlns:w16cex="http://schemas.microsoft.com/office/word/2018/wordml/cex" xmlns:w16cid="http://schemas.microsoft.com/office/word/2016/wordml/cid" xmlns:w16="http://schemas.microsoft.com/office/word/2018/wordml" xmlns:w16du="http://schemas.microsoft.com/office/word/2023/wordml/word16du" xmlns:w16sdtdh="http://schemas.microsoft.com/office/word/2020/wordml/sdtdatahash" xmlns:w16sdtfl="http://schemas.microsoft.com/office/word/2024/wordml/sdtformatlock">
+                <mc:Fallback xmlns:w16sdtfl="http://schemas.microsoft.com/office/word/2024/wordml/sdtformatlock" xmlns:w16sdtdh="http://schemas.microsoft.com/office/word/2020/wordml/sdtdatahash" xmlns:w16du="http://schemas.microsoft.com/office/word/2023/wordml/word16du" xmlns:w16="http://schemas.microsoft.com/office/word/2018/wordml" xmlns:w16cid="http://schemas.microsoft.com/office/word/2016/wordml/cid" xmlns:w16cex="http://schemas.microsoft.com/office/word/2018/wordml/cex" xmlns:oel="http://schemas.microsoft.com/office/2019/extlst" xmlns:am3d="http://schemas.microsoft.com/office/drawing/2017/model3d" xmlns:aink="http://schemas.microsoft.com/office/drawing/2016/ink" xmlns:cx8="http://schemas.microsoft.com/office/drawing/2016/5/14/chartex" xmlns:cx7="http://schemas.microsoft.com/office/drawing/2016/5/13/chartex" xmlns:cx6="http://schemas.microsoft.com/office/drawing/2016/5/12/chartex" xmlns:cx5="http://schemas.microsoft.com/office/drawing/2016/5/11/chartex" xmlns:cx4="http://schemas.microsoft.com/office/drawing/2016/5/10/chartex" xmlns:cx3="http://schemas.microsoft.com/office/drawing/2016/5/9/chartex" xmlns:cx2="http://schemas.microsoft.com/office/drawing/2015/10/21/chartex">
                   <w:pict>
                     <v:line w14:anchorId="1D12A4BF" id="Line 159" o:spid="_x0000_s1026" style="position:absolute;z-index:251682816;visibility:visible;mso-wrap-style:square;mso-width-percent:0;mso-height-percent:0;mso-wrap-distance-left:9pt;mso-wrap-distance-top:-3e-5mm;mso-wrap-distance-right:9pt;mso-wrap-distance-bottom:-3e-5mm;mso-position-horizontal:center;mso-position-horizontal-relative:margin;mso-position-vertical:absolute;mso-position-vertical-relative:text;mso-width-percent:0;mso-height-percent:0;mso-width-relative:page;mso-height-relative:page" from="0,15.5pt" to="158.75pt,15.5pt" o:gfxdata="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">
                       <w10:wrap anchorx="margin"/>
@@ -411,7 +411,7 @@
               </wp:anchor>
             </w:drawing>
           </mc:Choice>
-          <mc:Fallback xmlns:cx2="http://schemas.microsoft.com/office/drawing/2015/10/21/chartex" xmlns:cx3="http://schemas.microsoft.com/office/drawing/2016/5/9/chartex" xmlns:cx4="http://schemas.microsoft.com/office/drawing/2016/5/10/chartex" xmlns:cx5="http://schemas.microsoft.com/office/drawing/2016/5/11/chartex" xmlns:cx6="http://schemas.microsoft.com/office/drawing/2016/5/12/chartex" xmlns:cx7="http://schemas.microsoft.com/office/drawing/2016/5/13/chartex" xmlns:cx8="http://schemas.microsoft.com/office/drawing/2016/5/14/chartex" xmlns:aink="http://schemas.microsoft.com/office/drawing/2016/ink" xmlns:am3d="http://schemas.microsoft.com/office/drawing/2017/model3d" xmlns:oel="http://schemas.microsoft.com/office/2019/extlst" xmlns:w16cex="http://schemas.microsoft.com/office/word/2018/wordml/cex" xmlns:w16cid="http://schemas.microsoft.com/office/word/2016/wordml/cid" xmlns:w16="http://schemas.microsoft.com/office/word/2018/wordml" xmlns:w16du="http://schemas.microsoft.com/office/word/2023/wordml/word16du" xmlns:w16sdtdh="http://schemas.microsoft.com/office/word/2020/wordml/sdtdatahash" xmlns:w16sdtfl="http://schemas.microsoft.com/office/word/2024/wordml/sdtformatlock">
+          <mc:Fallback xmlns:w16sdtfl="http://schemas.microsoft.com/office/word/2024/wordml/sdtformatlock" xmlns:w16sdtdh="http://schemas.microsoft.com/office/word/2020/wordml/sdtdatahash" xmlns:w16du="http://schemas.microsoft.com/office/word/2023/wordml/word16du" xmlns:w16="http://schemas.microsoft.com/office/word/2018/wordml" xmlns:w16cid="http://schemas.microsoft.com/office/word/2016/wordml/cid" xmlns:w16cex="http://schemas.microsoft.com/office/word/2018/wordml/cex" xmlns:oel="http://schemas.microsoft.com/office/2019/extlst" xmlns:am3d="http://schemas.microsoft.com/office/drawing/2017/model3d" xmlns:aink="http://schemas.microsoft.com/office/drawing/2016/ink" xmlns:cx8="http://schemas.microsoft.com/office/drawing/2016/5/14/chartex" xmlns:cx7="http://schemas.microsoft.com/office/drawing/2016/5/13/chartex" xmlns:cx6="http://schemas.microsoft.com/office/drawing/2016/5/12/chartex" xmlns:cx5="http://schemas.microsoft.com/office/drawing/2016/5/11/chartex" xmlns:cx4="http://schemas.microsoft.com/office/drawing/2016/5/10/chartex" xmlns:cx3="http://schemas.microsoft.com/office/drawing/2016/5/9/chartex" xmlns:cx2="http://schemas.microsoft.com/office/drawing/2015/10/21/chartex">
             <w:pict>
               <v:line w14:anchorId="70E5418D" id="Straight Connector 1" o:spid="_x0000_s1026" style="position:absolute;z-index:251683840;visibility:visible;mso-wrap-style:square;mso-width-percent:0;mso-wrap-distance-left:9pt;mso-wrap-distance-top:0;mso-wrap-distance-right:9pt;mso-wrap-distance-bottom:0;mso-position-horizontal:center;mso-position-horizontal-relative:margin;mso-position-vertical:absolute;mso-position-vertical-relative:text;mso-width-percent:0;mso-width-relative:margin" from="0,66.95pt" to="111.65pt,66.95pt" o:gfxdata="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" strokecolor="windowText" strokeweight=".5pt">
                 <v:stroke joinstyle="miter"/>
@@ -1300,7 +1300,7 @@
               </wp:anchor>
             </w:drawing>
           </mc:Choice>
-          <mc:Fallback xmlns:cx2="http://schemas.microsoft.com/office/drawing/2015/10/21/chartex" xmlns:cx3="http://schemas.microsoft.com/office/drawing/2016/5/9/chartex" xmlns:cx4="http://schemas.microsoft.com/office/drawing/2016/5/10/chartex" xmlns:cx5="http://schemas.microsoft.com/office/drawing/2016/5/11/chartex" xmlns:cx6="http://schemas.microsoft.com/office/drawing/2016/5/12/chartex" xmlns:cx7="http://schemas.microsoft.com/office/drawing/2016/5/13/chartex" xmlns:cx8="http://schemas.microsoft.com/office/drawing/2016/5/14/chartex" xmlns:aink="http://schemas.microsoft.com/office/drawing/2016/ink" xmlns:am3d="http://schemas.microsoft.com/office/drawing/2017/model3d" xmlns:oel="http://schemas.microsoft.com/office/2019/extlst" xmlns:w16cex="http://schemas.microsoft.com/office/word/2018/wordml/cex" xmlns:w16cid="http://schemas.microsoft.com/office/word/2016/wordml/cid" xmlns:w16="http://schemas.microsoft.com/office/word/2018/wordml" xmlns:w16du="http://schemas.microsoft.com/office/word/2023/wordml/word16du" xmlns:w16sdtdh="http://schemas.microsoft.com/office/word/2020/wordml/sdtdatahash" xmlns:w16sdtfl="http://schemas.microsoft.com/office/word/2024/wordml/sdtformatlock">
+          <mc:Fallback xmlns:w16sdtfl="http://schemas.microsoft.com/office/word/2024/wordml/sdtformatlock" xmlns:w16sdtdh="http://schemas.microsoft.com/office/word/2020/wordml/sdtdatahash" xmlns:w16du="http://schemas.microsoft.com/office/word/2023/wordml/word16du" xmlns:w16="http://schemas.microsoft.com/office/word/2018/wordml" xmlns:w16cid="http://schemas.microsoft.com/office/word/2016/wordml/cid" xmlns:w16cex="http://schemas.microsoft.com/office/word/2018/wordml/cex" xmlns:oel="http://schemas.microsoft.com/office/2019/extlst" xmlns:am3d="http://schemas.microsoft.com/office/drawing/2017/model3d" xmlns:aink="http://schemas.microsoft.com/office/drawing/2016/ink" xmlns:cx8="http://schemas.microsoft.com/office/drawing/2016/5/14/chartex" xmlns:cx7="http://schemas.microsoft.com/office/drawing/2016/5/13/chartex" xmlns:cx6="http://schemas.microsoft.com/office/drawing/2016/5/12/chartex" xmlns:cx5="http://schemas.microsoft.com/office/drawing/2016/5/11/chartex" xmlns:cx4="http://schemas.microsoft.com/office/drawing/2016/5/10/chartex" xmlns:cx3="http://schemas.microsoft.com/office/drawing/2016/5/9/chartex" xmlns:cx2="http://schemas.microsoft.com/office/drawing/2015/10/21/chartex">
             <w:pict>
               <v:rect w14:anchorId="150B91A8" id="Rectangle 800" o:spid="_x0000_s1026" style="position:absolute;margin-left:398.8pt;margin-top:62.75pt;width:20.15pt;height:15.95pt;z-index:251665408;visibility:visible;mso-wrap-style:none;mso-width-percent:0;mso-height-percent:0;mso-wrap-distance-left:9pt;mso-wrap-distance-top:0;mso-wrap-distance-right:9pt;mso-wrap-distance-bottom:0;mso-position-horizontal:absolute;mso-position-horizontal-relative:text;mso-position-vertical:absolute;mso-position-vertical-relative:text;mso-width-percent:0;mso-height-percent:0;mso-width-relative:page;mso-height-relative:page;v-text-anchor:middle" o:gfxdata="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" strokeweight=".26mm">
                 <v:stroke endcap="square"/>
@@ -1375,7 +1375,7 @@
               </wp:anchor>
             </w:drawing>
           </mc:Choice>
-          <mc:Fallback xmlns:cx2="http://schemas.microsoft.com/office/drawing/2015/10/21/chartex" xmlns:cx3="http://schemas.microsoft.com/office/drawing/2016/5/9/chartex" xmlns:cx4="http://schemas.microsoft.com/office/drawing/2016/5/10/chartex" xmlns:cx5="http://schemas.microsoft.com/office/drawing/2016/5/11/chartex" xmlns:cx6="http://schemas.microsoft.com/office/drawing/2016/5/12/chartex" xmlns:cx7="http://schemas.microsoft.com/office/drawing/2016/5/13/chartex" xmlns:cx8="http://schemas.microsoft.com/office/drawing/2016/5/14/chartex" xmlns:aink="http://schemas.microsoft.com/office/drawing/2016/ink" xmlns:am3d="http://schemas.microsoft.com/office/drawing/2017/model3d" xmlns:oel="http://schemas.microsoft.com/office/2019/extlst" xmlns:w16cex="http://schemas.microsoft.com/office/word/2018/wordml/cex" xmlns:w16cid="http://schemas.microsoft.com/office/word/2016/wordml/cid" xmlns:w16="http://schemas.microsoft.com/office/word/2018/wordml" xmlns:w16du="http://schemas.microsoft.com/office/word/2023/wordml/word16du" xmlns:w16sdtdh="http://schemas.microsoft.com/office/word/2020/wordml/sdtdatahash" xmlns:w16sdtfl="http://schemas.microsoft.com/office/word/2024/wordml/sdtformatlock">
+          <mc:Fallback xmlns:w16sdtfl="http://schemas.microsoft.com/office/word/2024/wordml/sdtformatlock" xmlns:w16sdtdh="http://schemas.microsoft.com/office/word/2020/wordml/sdtdatahash" xmlns:w16du="http://schemas.microsoft.com/office/word/2023/wordml/word16du" xmlns:w16="http://schemas.microsoft.com/office/word/2018/wordml" xmlns:w16cid="http://schemas.microsoft.com/office/word/2016/wordml/cid" xmlns:w16cex="http://schemas.microsoft.com/office/word/2018/wordml/cex" xmlns:oel="http://schemas.microsoft.com/office/2019/extlst" xmlns:am3d="http://schemas.microsoft.com/office/drawing/2017/model3d" xmlns:aink="http://schemas.microsoft.com/office/drawing/2016/ink" xmlns:cx8="http://schemas.microsoft.com/office/drawing/2016/5/14/chartex" xmlns:cx7="http://schemas.microsoft.com/office/drawing/2016/5/13/chartex" xmlns:cx6="http://schemas.microsoft.com/office/drawing/2016/5/12/chartex" xmlns:cx5="http://schemas.microsoft.com/office/drawing/2016/5/11/chartex" xmlns:cx4="http://schemas.microsoft.com/office/drawing/2016/5/10/chartex" xmlns:cx3="http://schemas.microsoft.com/office/drawing/2016/5/9/chartex" xmlns:cx2="http://schemas.microsoft.com/office/drawing/2015/10/21/chartex">
             <w:pict>
               <v:rect w14:anchorId="3C0D0F71" id="Rectangle 826" o:spid="_x0000_s1026" style="position:absolute;margin-left:398.8pt;margin-top:86.4pt;width:20.15pt;height:15.95pt;z-index:251666432;visibility:visible;mso-wrap-style:none;mso-width-percent:0;mso-height-percent:0;mso-wrap-distance-left:9pt;mso-wrap-distance-top:0;mso-wrap-distance-right:9pt;mso-wrap-distance-bottom:0;mso-position-horizontal:absolute;mso-position-horizontal-relative:text;mso-position-vertical:absolute;mso-position-vertical-relative:text;mso-width-percent:0;mso-height-percent:0;mso-width-relative:page;mso-height-relative:page;v-text-anchor:middle" o:gfxdata="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" strokeweight=".26mm">
                 <v:stroke endcap="square"/>
@@ -2046,8 +2046,10 @@
           <w:sz w:val="28"/>
           <w:szCs w:val="28"/>
         </w:rPr>
-        <w:t>Số Ô31-Lô NP4, Đường D17, Khu Tái Định Cư Đại Học Quốc Gia TP. HCM , Khu Phố Châu Thới</w:t>
-      </w:r>
+        <w:t>: Số 49 đường Đ17, khu Tái định cư Đại học quốc gia Thành phố Hồ Chí Minh, khu phố Châu Thới</w:t>
+      </w:r>
+      <w:bookmarkStart w:id="6" w:name="_GoBack"/>
+      <w:bookmarkEnd w:id="6"/>
     </w:p>
     <w:p>
       <w:pPr>
@@ -3165,8 +3167,8 @@
           <w:lang w:eastAsia="x-none"/>
         </w:rPr>
       </w:pPr>
-      <w:bookmarkStart w:id="6" w:name="_Hlk177941885"/>
-      <w:bookmarkStart w:id="7" w:name="_Hlk177941696"/>
+      <w:bookmarkStart w:id="7" w:name="_Hlk177941885"/>
+      <w:bookmarkStart w:id="8" w:name="_Hlk177941696"/>
     </w:p>
     <w:p>
       <w:pPr>
@@ -3336,8 +3338,8 @@
         </w:rPr>
       </w:pPr>
     </w:p>
-    <w:bookmarkEnd w:id="6"/>
     <w:bookmarkEnd w:id="7"/>
+    <w:bookmarkEnd w:id="8"/>
     <w:p>
       <w:pPr>
         <w:spacing w:after="240" w:line="240" w:lineRule="auto"/>
@@ -3947,8 +3949,6 @@
               </w:rPr>
               <w:t>Số 49 đường Đ17, khu Tái định cư Đại học quốc gia Thành phố Hồ Chí Minh, khu phố Châu Thới</w:t>
             </w:r>
-            <w:bookmarkStart w:id="8" w:name="_GoBack"/>
-            <w:bookmarkEnd w:id="8"/>
           </w:p>
           <w:p>
             <w:pPr>
